--- a/Programming Language/6.docx
+++ b/Programming Language/6.docx
@@ -472,10 +472,7 @@
       </w:r>
       <w:r>
         <w:br/>
-        <w:t xml:space="preserve">1. </w:t>
-      </w:r>
-      <w:r>
-        <w:t xml:space="preserve">Code Segment: Where your compiled instructions live (Read Only). </w:t>
+        <w:t xml:space="preserve">1. Code Segment: Where your compiled instructions live (Read Only). </w:t>
       </w:r>
       <w:r>
         <w:br/>
@@ -950,8 +947,6 @@
       </w:r>
       <w:r>
         <w:br/>
-      </w:r>
-      <w:r>
         <w:t xml:space="preserve">void </w:t>
       </w:r>
       <w:proofErr w:type="spellStart"/>
@@ -964,8 +959,6 @@
       </w:r>
       <w:r>
         <w:br/>
-      </w:r>
-      <w:r>
         <w:t xml:space="preserve">   </w:t>
       </w:r>
       <w:proofErr w:type="spellStart"/>
@@ -995,8 +988,6 @@
       <w:proofErr w:type="spellEnd"/>
       <w:r>
         <w:br/>
-      </w:r>
-      <w:r>
         <w:t>}</w:t>
       </w:r>
       <w:r>
@@ -1007,8 +998,6 @@
       </w:r>
       <w:r>
         <w:br/>
-      </w:r>
-      <w:r>
         <w:t xml:space="preserve">function </w:t>
       </w:r>
       <w:proofErr w:type="spellStart"/>
@@ -4187,7 +4176,7 @@
           <w:szCs w:val="24"/>
         </w:rPr>
         <w:pict>
-          <v:rect id="_x0000_i1034" style="width:0;height:1.5pt" o:hralign="center" o:hrstd="t" o:hr="t" fillcolor="#a0a0a0" stroked="f"/>
+          <v:rect id="_x0000_i1025" style="width:0;height:1.5pt" o:hralign="center" o:hrstd="t" o:hr="t" fillcolor="#a0a0a0" stroked="f"/>
         </w:pict>
       </w:r>
     </w:p>
@@ -7068,8 +7057,19 @@
         <w:t xml:space="preserve">Performance Overhead: </w:t>
       </w:r>
       <w:r>
-        <w:t xml:space="preserve">The CPU has to spend time counting/sweeping instead of running your app. </w:t>
-      </w:r>
+        <w:t>The CPU has to spend time counting/s</w:t>
+      </w:r>
+      <w:r>
+        <w:t xml:space="preserve">weeping instead of running your </w:t>
+      </w:r>
+      <w:r>
+        <w:t>app.</w:t>
+      </w:r>
+      <w:r>
+        <w:br/>
+      </w:r>
+      <w:bookmarkStart w:id="0" w:name="_GoBack"/>
+      <w:bookmarkEnd w:id="0"/>
       <w:r>
         <w:rPr>
           <w:color w:val="FF0000"/>
@@ -8733,6 +8733,7 @@
           <w:sz w:val="36"/>
           <w:szCs w:val="36"/>
         </w:rPr>
+        <w:lastRenderedPageBreak/>
         <w:t>🔹</w:t>
       </w:r>
       <w:r>
@@ -8805,7 +8806,6 @@
           <w:sz w:val="24"/>
           <w:szCs w:val="24"/>
         </w:rPr>
-        <w:lastRenderedPageBreak/>
         <w:t>👉</w:t>
       </w:r>
       <w:r>
@@ -10166,6 +10166,7 @@
           <w:sz w:val="20"/>
           <w:szCs w:val="20"/>
         </w:rPr>
+        <w:lastRenderedPageBreak/>
         <w:t>int</w:t>
       </w:r>
       <w:proofErr w:type="spellEnd"/>
@@ -10238,14 +10239,6 @@
           <w:szCs w:val="20"/>
         </w:rPr>
         <w:br/>
-      </w:r>
-      <w:r>
-        <w:rPr>
-          <w:rFonts w:ascii="Courier New" w:eastAsia="Times New Roman" w:hAnsi="Courier New" w:cs="Courier New"/>
-          <w:sz w:val="20"/>
-          <w:szCs w:val="20"/>
-        </w:rPr>
-        <w:lastRenderedPageBreak/>
         <w:t>}</w:t>
       </w:r>
       <w:r>
@@ -11627,8 +11620,6 @@
         </w:rPr>
         <w:t xml:space="preserve"> </w:t>
       </w:r>
-      <w:bookmarkStart w:id="0" w:name="_GoBack"/>
-      <w:bookmarkEnd w:id="0"/>
     </w:p>
     <w:sectPr>
       <w:pgSz w:w="12240" w:h="15840"/>

--- a/Programming Language/6.docx
+++ b/Programming Language/6.docx
@@ -472,7 +472,15 @@
       </w:r>
       <w:r>
         <w:br/>
-        <w:t xml:space="preserve">1. Code Segment: Where your compiled instructions live (Read Only). </w:t>
+      </w:r>
+      <w:r>
+        <w:rPr>
+          <w:b/>
+        </w:rPr>
+        <w:t>1. Code Segment:</w:t>
+      </w:r>
+      <w:r>
+        <w:t xml:space="preserve"> Where your compiled instructions live (Read Only). </w:t>
       </w:r>
       <w:r>
         <w:br/>
@@ -878,10 +886,19 @@
         </w:rPr>
       </w:pPr>
       <w:r>
+        <w:rPr>
+          <w:b/>
+        </w:rPr>
         <w:t xml:space="preserve">2. </w:t>
       </w:r>
       <w:r>
-        <w:t xml:space="preserve">Data Segment: Global variables (available everywhere). </w:t>
+        <w:rPr>
+          <w:b/>
+        </w:rPr>
+        <w:t>Data Segment:</w:t>
+      </w:r>
+      <w:r>
+        <w:t xml:space="preserve"> Global variables (available everywhere). </w:t>
       </w:r>
       <w:r>
         <w:t xml:space="preserve">Example: </w:t>
@@ -926,10 +943,21 @@
       </w:r>
       <w:r>
         <w:br/>
+      </w:r>
+      <w:r>
+        <w:rPr>
+          <w:b/>
+        </w:rPr>
         <w:t xml:space="preserve">3. </w:t>
       </w:r>
       <w:r>
-        <w:t>Stack: Temporary variables (Function calls</w:t>
+        <w:rPr>
+          <w:b/>
+        </w:rPr>
+        <w:t>Stack:</w:t>
+      </w:r>
+      <w:r>
+        <w:t xml:space="preserve"> Temporary variables (Function calls</w:t>
       </w:r>
       <w:r>
         <w:t xml:space="preserve">, local </w:t>
@@ -1074,11 +1102,20 @@
         <w:br/>
       </w:r>
       <w:r>
+        <w:rPr>
+          <w:b/>
+        </w:rPr>
         <w:lastRenderedPageBreak/>
         <w:t xml:space="preserve">4. </w:t>
       </w:r>
       <w:r>
-        <w:t>Heap: Long-term memory (Objects/Data structures).</w:t>
+        <w:rPr>
+          <w:b/>
+        </w:rPr>
+        <w:t>Heap:</w:t>
+      </w:r>
+      <w:r>
+        <w:t xml:space="preserve"> Long-term memory (Objects/Data structures).</w:t>
       </w:r>
       <w:r>
         <w:t xml:space="preserve"> Like : </w:t>
@@ -1108,6 +1145,8 @@
         </w:rPr>
         <w:br/>
       </w:r>
+      <w:bookmarkStart w:id="0" w:name="_GoBack"/>
+      <w:bookmarkEnd w:id="0"/>
     </w:p>
     <w:p>
       <w:pPr>
@@ -7068,8 +7107,6 @@
       <w:r>
         <w:br/>
       </w:r>
-      <w:bookmarkStart w:id="0" w:name="_GoBack"/>
-      <w:bookmarkEnd w:id="0"/>
       <w:r>
         <w:rPr>
           <w:color w:val="FF0000"/>

--- a/Programming Language/6.docx
+++ b/Programming Language/6.docx
@@ -477,7 +477,20 @@
         <w:rPr>
           <w:b/>
         </w:rPr>
-        <w:t>1. Code Segment:</w:t>
+        <w:t xml:space="preserve">1. </w:t>
+      </w:r>
+      <w:r>
+        <w:rPr>
+          <w:b/>
+          <w:color w:val="FF0000"/>
+        </w:rPr>
+        <w:t>Code Segment</w:t>
+      </w:r>
+      <w:r>
+        <w:rPr>
+          <w:b/>
+        </w:rPr>
+        <w:t>:</w:t>
       </w:r>
       <w:r>
         <w:t xml:space="preserve"> Where your compiled instructions live (Read Only). </w:t>
@@ -894,8 +907,15 @@
       <w:r>
         <w:rPr>
           <w:b/>
-        </w:rPr>
-        <w:t>Data Segment:</w:t>
+          <w:color w:val="FF0000"/>
+        </w:rPr>
+        <w:t>Data Segment</w:t>
+      </w:r>
+      <w:r>
+        <w:rPr>
+          <w:b/>
+        </w:rPr>
+        <w:t>:</w:t>
       </w:r>
       <w:r>
         <w:t xml:space="preserve"> Global variables (available everywhere). </w:t>
@@ -953,8 +973,15 @@
       <w:r>
         <w:rPr>
           <w:b/>
-        </w:rPr>
-        <w:t>Stack:</w:t>
+          <w:color w:val="FF0000"/>
+        </w:rPr>
+        <w:t>Stack</w:t>
+      </w:r>
+      <w:r>
+        <w:rPr>
+          <w:b/>
+        </w:rPr>
+        <w:t>:</w:t>
       </w:r>
       <w:r>
         <w:t xml:space="preserve"> Temporary variables (Function calls</w:t>
@@ -1111,8 +1138,15 @@
       <w:r>
         <w:rPr>
           <w:b/>
-        </w:rPr>
-        <w:t>Heap:</w:t>
+          <w:color w:val="FF0000"/>
+        </w:rPr>
+        <w:t>Heap</w:t>
+      </w:r>
+      <w:r>
+        <w:rPr>
+          <w:b/>
+        </w:rPr>
+        <w:t>:</w:t>
       </w:r>
       <w:r>
         <w:t xml:space="preserve"> Long-term memory (Objects/Data structures).</w:t>
@@ -1145,8 +1179,6 @@
         </w:rPr>
         <w:br/>
       </w:r>
-      <w:bookmarkStart w:id="0" w:name="_GoBack"/>
-      <w:bookmarkEnd w:id="0"/>
     </w:p>
     <w:p>
       <w:pPr>
@@ -7079,10 +7111,24 @@
     <w:p>
       <w:pPr>
         <w:spacing w:before="100" w:beforeAutospacing="1" w:after="100" w:afterAutospacing="1" w:line="240" w:lineRule="auto"/>
-      </w:pPr>
-      <w:r>
+        <w:rPr>
+          <w:color w:val="FF0000"/>
+        </w:rPr>
+      </w:pPr>
+      <w:r>
+        <w:rPr>
+          <w:color w:val="FF0000"/>
+        </w:rPr>
         <w:lastRenderedPageBreak/>
-        <w:t>GC makes life easy, but it is not free.</w:t>
+        <w:t>GC makes life easy, but it is</w:t>
+      </w:r>
+      <w:bookmarkStart w:id="0" w:name="_GoBack"/>
+      <w:bookmarkEnd w:id="0"/>
+      <w:r>
+        <w:rPr>
+          <w:color w:val="FF0000"/>
+        </w:rPr>
+        <w:t xml:space="preserve"> not free.</w:t>
       </w:r>
     </w:p>
     <w:p>
